--- a/out/Анализ_замечаний_юриста_приказ_вводный_инструктаж.docx
+++ b/out/Анализ_замечаний_юриста_приказ_вводный_инструктаж.docx
@@ -127,10 +127,10 @@
           <w:b/>
           <w:bCs/>
         </w:rPr>
-        <w:t xml:space="preserve">не выявлены 19 недостатков</w:t>
-      </w:r>
-      <w:r>
-        <w:t xml:space="preserve">, из них 6 существенных: сроки инструктажа уже начались до подписания приказа; признание нарушения в преамбуле; инструктирующие сами не прошли вводный инструктаж; две разные формы журнала в двух приказах; ошибка по наложению жгута в Программе; устаревшие нормативные ссылки (аптечка, СИЗ).</w:t>
+        <w:t xml:space="preserve">не выявлены 18 недостатков</w:t>
+      </w:r>
+      <w:r>
+        <w:t xml:space="preserve">, из них 6 существенных: сроки инструктажа уже начались до подписания приказа; признание нарушения в преамбуле; инструктирующие сами не прошли вводный инструктаж; две разные формы журнала в двух приказах; перечень освобождённых утверждается дважды; устаревшие нормативные ссылки Программы (аптечка, СИЗ).</w:t>
       </w:r>
     </w:p>
     <w:p>
@@ -533,7 +533,7 @@
                 <w:sz w:val="20"/>
                 <w:szCs w:val="20"/>
               </w:rPr>
-              <w:t xml:space="preserve">Правила: инструктаж завершается устной проверкой знаний лицом, проводившим инструктаж</w:t>
+              <w:t xml:space="preserve">Правила: вводный инструктаж проводит специалист по ОТ или уполномоченный работник; инструктаж заканчивается проверкой знания требований ОТ. Устная форма проверки — ГОСТ 12.0.004-2015</w:t>
             </w:r>
           </w:p>
         </w:tc>
@@ -586,7 +586,7 @@
                 <w:sz w:val="20"/>
                 <w:szCs w:val="20"/>
               </w:rPr>
-              <w:t xml:space="preserve">Самостоятельное изучение без инструктирующего и без устной проверки — это не инструктаж, а ознакомление. При проверке ГИТ квалифицируется как непроведение. Правка: очные групповые занятия или ВКС с инструктирующим и устным опросом; самостоятельное изучение презентации — только как подготовка (пп. 3 «а», 4).</w:t>
+              <w:t xml:space="preserve">Самостоятельное изучение без инструктирующего и без проверки знаний — это ознакомление, а не инструктаж; при проверке ГИТ квалифицируется как непроведение. Правила форму проверки не устанавливают — её определяет работодатель; устный опрос (как предлагает юрист) — вариант по ГОСТ 12.0.004-2015. Правка: очные групповые занятия или ВКС (дистанционная форма допустима, если порядок закреплён ЛНА — в данном случае этим приказом) с проверкой знаний; самостоятельное изучение презентации — только как подготовка (пп. 3 «а», 4).</w:t>
             </w:r>
           </w:p>
         </w:tc>
@@ -1197,7 +1197,7 @@
                 <w:sz w:val="20"/>
                 <w:szCs w:val="20"/>
               </w:rPr>
-              <w:t xml:space="preserve">Правила в ред. № 805 (обучение лиц, проводящих инструктажи)</w:t>
+              <w:t xml:space="preserve">п. 53 Правил, подп. «з» (введён ред. № 805)</w:t>
             </w:r>
           </w:p>
         </w:tc>
@@ -1250,7 +1250,7 @@
                 <w:sz w:val="20"/>
                 <w:szCs w:val="20"/>
               </w:rPr>
-              <w:t xml:space="preserve">Верно: по ред. № 805 лица, проводящие инструктажи, обучаются по программе «Б» и по программе «В», по которой проводят инструктаж. Правка: в п. 6 указать реквизиты протоколов, либо условие «при наличии…». Проблема глубже: все 7 ответственных по площадкам сами включены в списки Приложения № 6, т.е. у них нет подтверждённого вводного инструктажа (раздел 3, п. 3.3).</w:t>
+              <w:t xml:space="preserve">По существу верно: по ред. № 805 лица, проводящие инструктажи, обучаются по программе «Б» (подп. «б» п. 46) и по программе «В», по которой проводят инструктаж (подп. «в» п. 46). Уточнение: ссылка юриста на п. 44 неточна — изменения п. 44 касаются работников частных агентств занятости; норма об обучении инструктирующих — п. 53 подп. «з». Правка: в п. 6 указать реквизиты протоколов, либо условие «при наличии…». Проблема глубже: все 7 ответственных по площадкам сами включены в списки Приложения № 6, т.е. у них нет подтверждённого вводного инструктажа (раздел 3, п. 3.3).</w:t>
             </w:r>
           </w:p>
         </w:tc>
@@ -1441,7 +1441,7 @@
         <w:jc w:val="both"/>
       </w:pPr>
       <w:r>
-        <w:t xml:space="preserve">Формулировка «в связи с отсутствием документального подтверждения проведения вводного инструктажа… (журналы… не сохранились)» — это письменное признание работодателем факта допуска работников без подтверждённого инструктажа. При проверке ГИТ приказ станет готовым доказательством по ч. 3 ст. 5.27.1 КоАП РФ (штраф налагается за каждого работника). </w:t>
+        <w:t xml:space="preserve">Формулировка «в связи с отсутствием документального подтверждения проведения вводного инструктажа… (журналы… не сохранились)» — это письменное признание работодателем факта допуска работников без подтверждённого инструктажа. При проверке ГИТ приказ станет готовым доказательством по ч. 3 ст. 5.27.1 КоАП РФ (по позиции Роструда и судебной практике по ч. 3 ст. 5.27.1 штраф назначается за каждого работника; правило ч. 5 ст. 4.4 КоАП об одном наказании за одну проверку к ч. 3 на практике не применяют). </w:t>
       </w:r>
       <w:r>
         <w:rPr>
@@ -2241,7 +2241,7 @@
         <w:t xml:space="preserve">Правка:</w:t>
       </w:r>
       <w:r>
-        <w:t xml:space="preserve"> добавить пункт — ответственные лица проходят вводный инструктаж у специалиста ООТиПБ до начала инструктирования работников площадки; Управляющий директор — у специалиста по ОТ (ред. № 805). Степанов Д.А. одновременно отвечает за Казань и Ульяновск и числится в Москве — проверить реальную возможность провести инструктаж на двух площадках в один период.</w:t>
+        <w:t xml:space="preserve"> добавить пункт — ответственные лица проходят вводный инструктаж у специалиста ООТиПБ до начала инструктирования работников площадки; Управляющий директор — у специалиста по ОТ (общее правило о лице, проводящем вводный инструктаж). Степанов Д.А. одновременно отвечает за Казань и Ульяновск и числится в Москве — проверить реальную возможность провести инструктаж на двух площадках в один период.</w:t>
       </w:r>
     </w:p>
     <w:p>
@@ -2590,7 +2590,7 @@
                 <w:sz w:val="20"/>
                 <w:szCs w:val="20"/>
               </w:rPr>
-              <w:t xml:space="preserve">13.1</w:t>
+              <w:t xml:space="preserve">Прил. Г, 12.2.5</w:t>
             </w:r>
           </w:p>
         </w:tc>
@@ -2616,7 +2616,7 @@
                 <w:sz w:val="20"/>
                 <w:szCs w:val="20"/>
               </w:rPr>
-              <w:t xml:space="preserve">Жгут держат «не более 2 часов независимо от времени года».</w:t>
+              <w:t xml:space="preserve">Состав аптечки: «термометр бесконтактный, охлаждающий пакет, воздуховод» и ссылка на «приказ Минздрава» без реквизитов.</w:t>
             </w:r>
           </w:p>
         </w:tc>
@@ -2642,14 +2642,7 @@
                 <w:sz w:val="20"/>
                 <w:szCs w:val="20"/>
               </w:rPr>
-              <w:t xml:space="preserve">Ошибка, опасная для жизни пострадавшего.</w:t>
-            </w:r>
-            <w:r>
-              <w:rPr>
-                <w:sz w:val="20"/>
-                <w:szCs w:val="20"/>
-              </w:rPr>
-              <w:t xml:space="preserve"> По методическим материалам МЧС России и курсов первой помощи — не более 60 минут в тёплое время года и 30 минут в холодное. Исправить.</w:t>
+              <w:t xml:space="preserve">С 01.09.2024 действует приказ Минздрава России от 24.05.2024 № 262н (12 позиций медицинских изделий + инструкция, блокнот, маркер). Термометра, охлаждающего пакета и воздуховода в нём нет. Указать 262н и его перечень; добавить в раздел 2 «Нормативные ссылки».</w:t>
             </w:r>
           </w:p>
         </w:tc>
@@ -2677,7 +2670,7 @@
                 <w:sz w:val="20"/>
                 <w:szCs w:val="20"/>
               </w:rPr>
-              <w:t xml:space="preserve">Прил. Г, 12.2.5</w:t>
+              <w:t xml:space="preserve">10.4</w:t>
             </w:r>
           </w:p>
         </w:tc>
@@ -2703,7 +2696,7 @@
                 <w:sz w:val="20"/>
                 <w:szCs w:val="20"/>
               </w:rPr>
-              <w:t xml:space="preserve">Состав аптечки: «термометр бесконтактный, охлаждающий пакет, воздуховод» и ссылка на «приказ Минздрава» без реквизитов.</w:t>
+              <w:t xml:space="preserve">Нормы СИЗ — «отраслевые Типовые нормы для авиационной промышленности (507н)», при отсутствии — «сквозные профессии».</w:t>
             </w:r>
           </w:p>
         </w:tc>
@@ -2729,7 +2722,7 @@
                 <w:sz w:val="20"/>
                 <w:szCs w:val="20"/>
               </w:rPr>
-              <w:t xml:space="preserve">С 01.09.2024 действует приказ Минздрава России от 24.05.2024 № 262н (12 позиций медицинских изделий + инструкция, блокнот, маркер). Термометра, охлаждающего пакета и воздуховода в нём нет. Указать 262н и его перечень; добавить в раздел 2 «Нормативные ссылки».</w:t>
+              <w:t xml:space="preserve">С 01.01.2025 обязательны только Единые типовые нормы (приказ Минтруда № 767н) и Правила обеспечения СИЗ (№ 766н); нормы формируются по результатам СОУТ и оценки профрисков. Изложить по 766н/767н.</w:t>
             </w:r>
           </w:p>
         </w:tc>
@@ -2757,7 +2750,7 @@
                 <w:sz w:val="20"/>
                 <w:szCs w:val="20"/>
               </w:rPr>
-              <w:t xml:space="preserve">10.4</w:t>
+              <w:t xml:space="preserve">6.3.3.1</w:t>
             </w:r>
           </w:p>
         </w:tc>
@@ -2783,7 +2776,7 @@
                 <w:sz w:val="20"/>
                 <w:szCs w:val="20"/>
               </w:rPr>
-              <w:t xml:space="preserve">Нормы СИЗ — «отраслевые Типовые нормы для авиационной промышленности (507н)», при отсутствии — «сквозные профессии».</w:t>
+              <w:t xml:space="preserve">Ст. 96 ТК РФ — см. замечание № 6.</w:t>
             </w:r>
           </w:p>
         </w:tc>
@@ -2809,7 +2802,7 @@
                 <w:sz w:val="20"/>
                 <w:szCs w:val="20"/>
               </w:rPr>
-              <w:t xml:space="preserve">С 01.01.2025 обязательны только Единые типовые нормы (приказ Минтруда № 767н) и Правила обеспечения СИЗ (№ 766н); нормы формируются по результатам СОУТ и оценки профрисков. Изложить по 766н/767н.</w:t>
+              <w:t xml:space="preserve">Исключить или изложить по ст. 96.</w:t>
             </w:r>
           </w:p>
         </w:tc>
@@ -2837,7 +2830,7 @@
                 <w:sz w:val="20"/>
                 <w:szCs w:val="20"/>
               </w:rPr>
-              <w:t xml:space="preserve">6.3.3.1</w:t>
+              <w:t xml:space="preserve">6.3.3.3</w:t>
             </w:r>
           </w:p>
         </w:tc>
@@ -2863,7 +2856,7 @@
                 <w:sz w:val="20"/>
                 <w:szCs w:val="20"/>
               </w:rPr>
-              <w:t xml:space="preserve">Ст. 96 ТК РФ — см. замечание № 6.</w:t>
+              <w:t xml:space="preserve">Женщины с детьми до 1,5 лет переводятся «с сохранением среднего заработка».</w:t>
             </w:r>
           </w:p>
         </w:tc>
@@ -2889,7 +2882,7 @@
                 <w:sz w:val="20"/>
                 <w:szCs w:val="20"/>
               </w:rPr>
-              <w:t xml:space="preserve">Исключить или изложить по ст. 96.</w:t>
+              <w:t xml:space="preserve">ст. 254 ч. 4 ТК РФ: по заявлению, с оплатой по выполняемой работе, но не ниже среднего заработка по прежней работе.</w:t>
             </w:r>
           </w:p>
         </w:tc>
@@ -2917,7 +2910,7 @@
                 <w:sz w:val="20"/>
                 <w:szCs w:val="20"/>
               </w:rPr>
-              <w:t xml:space="preserve">6.3.3.3</w:t>
+              <w:t xml:space="preserve">7.1.1–7.1.2</w:t>
             </w:r>
           </w:p>
         </w:tc>
@@ -2943,7 +2936,7 @@
                 <w:sz w:val="20"/>
                 <w:szCs w:val="20"/>
               </w:rPr>
-              <w:t xml:space="preserve">Женщины с детьми до 1,5 лет переводятся «с сохранением среднего заработка».</w:t>
+              <w:t xml:space="preserve">«Рабочих мест с классом 3 не выявлено».</w:t>
             </w:r>
           </w:p>
         </w:tc>
@@ -2969,7 +2962,7 @@
                 <w:sz w:val="20"/>
                 <w:szCs w:val="20"/>
               </w:rPr>
-              <w:t xml:space="preserve">ст. 254 ч. 4 ТК РФ: по заявлению, с оплатой по выполняемой работе, но не ниже среднего заработка по прежней работе.</w:t>
+              <w:t xml:space="preserve">Сверить с отчётами СОУТ всех площадок (маляры, столяры, слесари механосборочных работ, швейный участок). Если есть хотя бы одно рабочее место 3.1 и выше — утверждение в ЛНА недостоверно.</w:t>
             </w:r>
           </w:p>
         </w:tc>
@@ -2997,7 +2990,7 @@
                 <w:sz w:val="20"/>
                 <w:szCs w:val="20"/>
               </w:rPr>
-              <w:t xml:space="preserve">7.1.1–7.1.2</w:t>
+              <w:t xml:space="preserve">12.2.1, 12.2.3</w:t>
             </w:r>
           </w:p>
         </w:tc>
@@ -3023,7 +3016,7 @@
                 <w:sz w:val="20"/>
                 <w:szCs w:val="20"/>
               </w:rPr>
-              <w:t xml:space="preserve">«Рабочих мест с классом 3 не выявлено».</w:t>
+              <w:t xml:space="preserve">«Первая доврачебная помощь».</w:t>
             </w:r>
           </w:p>
         </w:tc>
@@ -3049,7 +3042,7 @@
                 <w:sz w:val="20"/>
                 <w:szCs w:val="20"/>
               </w:rPr>
-              <w:t xml:space="preserve">Сверить с отчётами СОУТ всех площадок (маляры, столяры, слесари механосборочных работ, швейный участок). Если есть хотя бы одно рабочее место 3.1 и выше — утверждение в ЛНА недостоверно.</w:t>
+              <w:t xml:space="preserve">Устаревший термин; ст. 31 ФЗ № 323-ФЗ — «первая помощь».</w:t>
             </w:r>
           </w:p>
         </w:tc>
@@ -3077,7 +3070,7 @@
                 <w:sz w:val="20"/>
                 <w:szCs w:val="20"/>
               </w:rPr>
-              <w:t xml:space="preserve">12.2.1, 12.2.3</w:t>
+              <w:t xml:space="preserve">12.2.4</w:t>
             </w:r>
           </w:p>
         </w:tc>
@@ -3103,7 +3096,7 @@
                 <w:sz w:val="20"/>
                 <w:szCs w:val="20"/>
               </w:rPr>
-              <w:t xml:space="preserve">«Первая доврачебная помощь».</w:t>
+              <w:t xml:space="preserve">«Опись медикаментов» в аптечке.</w:t>
             </w:r>
           </w:p>
         </w:tc>
@@ -3129,7 +3122,7 @@
                 <w:sz w:val="20"/>
                 <w:szCs w:val="20"/>
               </w:rPr>
-              <w:t xml:space="preserve">Устаревший термин; ст. 31 ФЗ № 323-ФЗ — «первая помощь».</w:t>
+              <w:t xml:space="preserve">По 262н аптечка комплектуется медицинскими изделиями, а не медикаментами.</w:t>
             </w:r>
           </w:p>
         </w:tc>
@@ -3157,7 +3150,7 @@
                 <w:sz w:val="20"/>
                 <w:szCs w:val="20"/>
               </w:rPr>
-              <w:t xml:space="preserve">12.2.4</w:t>
+              <w:t xml:space="preserve">7.4.2.2</w:t>
             </w:r>
           </w:p>
         </w:tc>
@@ -3183,7 +3176,7 @@
                 <w:sz w:val="20"/>
                 <w:szCs w:val="20"/>
               </w:rPr>
-              <w:t xml:space="preserve">«Опись медикаментов» в аптечке.</w:t>
+              <w:t xml:space="preserve">«Низкие напряжения 12–42 В».</w:t>
             </w:r>
           </w:p>
         </w:tc>
@@ -3209,7 +3202,7 @@
                 <w:sz w:val="20"/>
                 <w:szCs w:val="20"/>
               </w:rPr>
-              <w:t xml:space="preserve">По 262н аптечка комплектуется медицинскими изделиями, а не медикаментами.</w:t>
+              <w:t xml:space="preserve">Устаревшая терминология; по ПУЭ — сверхнизкое (малое) напряжение. Низкий приоритет.</w:t>
             </w:r>
           </w:p>
         </w:tc>
@@ -3237,7 +3230,7 @@
                 <w:sz w:val="20"/>
                 <w:szCs w:val="20"/>
               </w:rPr>
-              <w:t xml:space="preserve">7.4.2.2</w:t>
+              <w:t xml:space="preserve">6.5.1</w:t>
             </w:r>
           </w:p>
         </w:tc>
@@ -3263,7 +3256,7 @@
                 <w:sz w:val="20"/>
                 <w:szCs w:val="20"/>
               </w:rPr>
-              <w:t xml:space="preserve">«Низкие напряжения 12–42 В».</w:t>
+              <w:t xml:space="preserve">«Отдел охраны труда, промышленной безопасности и экологии».</w:t>
             </w:r>
           </w:p>
         </w:tc>
@@ -3289,7 +3282,7 @@
                 <w:sz w:val="20"/>
                 <w:szCs w:val="20"/>
               </w:rPr>
-              <w:t xml:space="preserve">Устаревшая терминология; по ПУЭ — сверхнизкое (малое) напряжение. Низкий приоритет.</w:t>
+              <w:t xml:space="preserve">В остальном тексте — «отдел ОТ и ПБ». Привести к одному наименованию.</w:t>
             </w:r>
           </w:p>
         </w:tc>
@@ -3317,7 +3310,7 @@
                 <w:sz w:val="20"/>
                 <w:szCs w:val="20"/>
               </w:rPr>
-              <w:t xml:space="preserve">6.5.1</w:t>
+              <w:t xml:space="preserve">Раздел 4</w:t>
             </w:r>
           </w:p>
         </w:tc>
@@ -3343,7 +3336,7 @@
                 <w:sz w:val="20"/>
                 <w:szCs w:val="20"/>
               </w:rPr>
-              <w:t xml:space="preserve">«Отдел охраны труда, промышленной безопасности и экологии».</w:t>
+              <w:t xml:space="preserve">Нет этапа проверки знаний.</w:t>
             </w:r>
           </w:p>
         </w:tc>
@@ -3369,87 +3362,7 @@
                 <w:sz w:val="20"/>
                 <w:szCs w:val="20"/>
               </w:rPr>
-              <w:t xml:space="preserve">В остальном тексте — «отдел ОТ и ПБ». Привести к одному наименованию.</w:t>
-            </w:r>
-          </w:p>
-        </w:tc>
-      </w:tr>
-      <w:tr>
-        <w:tc>
-          <w:tcPr>
-            <w:tcW w:type="dxa" w:w="1100"/>
-            <w:tcBorders>
-              <w:top w:val="single" w:color="808080" w:sz="4"/>
-              <w:left w:val="single" w:color="808080" w:sz="4"/>
-              <w:bottom w:val="single" w:color="808080" w:sz="4"/>
-              <w:right w:val="single" w:color="808080" w:sz="4"/>
-            </w:tcBorders>
-            <w:tcMar>
-              <w:top w:type="dxa" w:w="60"/>
-              <w:left w:type="dxa" w:w="90"/>
-              <w:bottom w:type="dxa" w:w="60"/>
-              <w:right w:type="dxa" w:w="90"/>
-            </w:tcMar>
-          </w:tcPr>
-          <w:p>
-            <w:r>
-              <w:rPr>
-                <w:sz w:val="20"/>
-                <w:szCs w:val="20"/>
-              </w:rPr>
-              <w:t xml:space="preserve">Раздел 4</w:t>
-            </w:r>
-          </w:p>
-        </w:tc>
-        <w:tc>
-          <w:tcPr>
-            <w:tcW w:type="dxa" w:w="3300"/>
-            <w:tcBorders>
-              <w:top w:val="single" w:color="808080" w:sz="4"/>
-              <w:left w:val="single" w:color="808080" w:sz="4"/>
-              <w:bottom w:val="single" w:color="808080" w:sz="4"/>
-              <w:right w:val="single" w:color="808080" w:sz="4"/>
-            </w:tcBorders>
-            <w:tcMar>
-              <w:top w:type="dxa" w:w="60"/>
-              <w:left w:type="dxa" w:w="90"/>
-              <w:bottom w:type="dxa" w:w="60"/>
-              <w:right w:type="dxa" w:w="90"/>
-            </w:tcMar>
-          </w:tcPr>
-          <w:p>
-            <w:r>
-              <w:rPr>
-                <w:sz w:val="20"/>
-                <w:szCs w:val="20"/>
-              </w:rPr>
-              <w:t xml:space="preserve">Нет темы/этапа устной проверки знаний.</w:t>
-            </w:r>
-          </w:p>
-        </w:tc>
-        <w:tc>
-          <w:tcPr>
-            <w:tcW w:type="dxa" w:w="5238"/>
-            <w:tcBorders>
-              <w:top w:val="single" w:color="808080" w:sz="4"/>
-              <w:left w:val="single" w:color="808080" w:sz="4"/>
-              <w:bottom w:val="single" w:color="808080" w:sz="4"/>
-              <w:right w:val="single" w:color="808080" w:sz="4"/>
-            </w:tcBorders>
-            <w:tcMar>
-              <w:top w:type="dxa" w:w="60"/>
-              <w:left w:type="dxa" w:w="90"/>
-              <w:bottom w:type="dxa" w:w="60"/>
-              <w:right w:type="dxa" w:w="90"/>
-            </w:tcMar>
-          </w:tcPr>
-          <w:p>
-            <w:r>
-              <w:rPr>
-                <w:sz w:val="20"/>
-                <w:szCs w:val="20"/>
-              </w:rPr>
-              <w:t xml:space="preserve">Добавить: «Вводный инструктаж завершается устной проверкой знаний лицом, проводившим инструктаж» (замечание № 2). Сверить перечень тем с примерным перечнем тем вводного инструктажа в приложении к Правилам в ред. № 805 (перечни обновлены).</w:t>
+              <w:t xml:space="preserve">Добавить: «Вводный инструктаж заканчивается проверкой знания требований охраны труда в форме устного опроса, проводимого лицом, проводившим инструктаж» (замечание № 2). Сверить перечень тем с примерным перечнем тем вводного инструктажа в приложении к Правилам в ред. № 805 (перечни обновлены).</w:t>
             </w:r>
           </w:p>
         </w:tc>
@@ -3513,7 +3426,7 @@
           <w:i w:val="false"/>
           <w:iCs w:val="false"/>
         </w:rPr>
-        <w:t xml:space="preserve">«Провести в период с __.__.2026 по __.__.2026 (включительно) [не ранее даты подписания приказа] вводный инструктаж по охране труда по утверждённой Программе с работниками, включёнными в списки по площадкам (Приложение № 6)… Вводный инструктаж проводится лицом, указанным в пунктах 5, 6 настоящего приказа, в форме очного группового занятия либо с применением видео-конференц-связи и завершается устной проверкой знаний инструктируемого лицом, проводившим инструктаж.»</w:t>
+        <w:t xml:space="preserve">«Провести в период с __.__.2026 по __.__.2026 (включительно) [не ранее даты подписания приказа] вводный инструктаж по охране труда по утверждённой Программе с работниками, включёнными в списки по площадкам (Приложение № 6)… Вводный инструктаж проводится лицом, указанным в пунктах 5, 6 настоящего приказа, в форме очного группового занятия либо с применением видео-конференц-связи и заканчивается проверкой знания требований охраны труда в форме устного опроса, проводимого лицом, проводившим инструктаж.»</w:t>
       </w:r>
     </w:p>
     <w:p>
@@ -3539,7 +3452,7 @@
           <w:i w:val="false"/>
           <w:iCs w:val="false"/>
         </w:rPr>
-        <w:t xml:space="preserve">«а) в отношении работников головного офиса (г. Москва) — групповыми занятиями, проводимыми отделом охраны труда и промышленной безопасности по графику, доводимому до работников начальником отдела делопроизводства. Работники вправе предварительно ознакомиться с Программой и презентацией самостоятельно. Регистрация в Журнале производится в день занятия после устной проверки знаний.»</w:t>
+        <w:t xml:space="preserve">«а) в отношении работников головного офиса (г. Москва) — групповыми занятиями, проводимыми отделом охраны труда и промышленной безопасности по графику, доводимому до работников начальником отдела делопроизводства. Работники вправе предварительно ознакомиться с Программой и презентацией самостоятельно. Регистрация в Журнале производится в день занятия после проверки знаний.»</w:t>
       </w:r>
     </w:p>
     <w:p>
@@ -3704,7 +3617,7 @@
         <w:spacing w:after="80" w:before="180"/>
       </w:pPr>
       <w:r>
-        <w:t xml:space="preserve">Программа, п. 13.1 (жгут)</w:t>
+        <w:t xml:space="preserve">Памятка и шаблон журнала</w:t>
       </w:r>
     </w:p>
     <w:p>
@@ -3721,16 +3634,16 @@
           <w:i w:val="false"/>
           <w:iCs w:val="false"/>
         </w:rPr>
-        <w:t xml:space="preserve">«…Жгут на конечности держат не более 60 минут в тёплое время года и не более 30 минут в холодное. По истечении этого времени…» (далее — по используемому учебному пособию по первой помощи).</w:t>
-      </w:r>
-    </w:p>
-    <w:p>
-      <w:pPr>
-        <w:pStyle w:val="Heading2"/>
-        <w:spacing w:after="80" w:before="180"/>
-      </w:pPr>
-      <w:r>
-        <w:t xml:space="preserve">Памятка и шаблон журнала</w:t>
+        <w:t xml:space="preserve">Графы: «Число, месяц, год рождения (полностью, например 01.01.1990)»; «Фамилия, имя, отчество (при наличии), профессия (должность) работника, проводившего вводный инструктаж». Дата — «дата фактического проведения инструктажа; запись более ранней датой не допускается».</w:t>
+      </w:r>
+    </w:p>
+    <w:p>
+      <w:pPr>
+        <w:pStyle w:val="Heading1"/>
+        <w:spacing w:after="120" w:before="240"/>
+      </w:pPr>
+      <w:r>
+        <w:t xml:space="preserve">5. Ответ юристу (текст для СДО)</w:t>
       </w:r>
     </w:p>
     <w:p>
@@ -3747,16 +3660,7 @@
           <w:i w:val="false"/>
           <w:iCs w:val="false"/>
         </w:rPr>
-        <w:t xml:space="preserve">Графы: «Число, месяц, год рождения (полностью, например 01.01.1990)»; «Фамилия, имя, отчество (при наличии), профессия (должность) работника, проводившего вводный инструктаж». Дата — «дата фактического проведения инструктажа; запись более ранней датой не допускается».</w:t>
-      </w:r>
-    </w:p>
-    <w:p>
-      <w:pPr>
-        <w:pStyle w:val="Heading1"/>
-        <w:spacing w:after="120" w:before="240"/>
-      </w:pPr>
-      <w:r>
-        <w:t xml:space="preserve">5. Ответ юристу (текст для СДО)</w:t>
+        <w:t xml:space="preserve">Наталья Александровна, добрый день. Замечания рассмотрены, приняты. По каждому:</w:t>
       </w:r>
     </w:p>
     <w:p>
@@ -3770,10 +3674,19 @@
       </w:pPr>
       <w:r>
         <w:rPr>
+          <w:b/>
+          <w:bCs/>
           <w:i w:val="false"/>
           <w:iCs w:val="false"/>
         </w:rPr>
-        <w:t xml:space="preserve">Наталья Александровна, добрый день. Замечания рассмотрены, приняты. По каждому:</w:t>
+        <w:t xml:space="preserve">1. Проводящий по головному офису.</w:t>
+      </w:r>
+      <w:r>
+        <w:rPr>
+          <w:i w:val="false"/>
+          <w:iCs w:val="false"/>
+        </w:rPr>
+        <w:t xml:space="preserve"> Принято. п. 5 изложен в новой редакции: назначен работник ООТиПБ, проводящий вводный инструктаж, и отдельно — ответственный за ведение журнала.</w:t>
       </w:r>
     </w:p>
     <w:p>
@@ -3792,14 +3705,14 @@
           <w:i w:val="false"/>
           <w:iCs w:val="false"/>
         </w:rPr>
-        <w:t xml:space="preserve">1. Проводящий по головному офису.</w:t>
+        <w:t xml:space="preserve">2. Самостоятельное изучение.</w:t>
       </w:r>
       <w:r>
         <w:rPr>
           <w:i w:val="false"/>
           <w:iCs w:val="false"/>
         </w:rPr>
-        <w:t xml:space="preserve"> Принято. п. 5 изложен в новой редакции: назначен работник ООТиПБ, проводящий вводный инструктаж, и отдельно — ответственный за ведение журнала.</w:t>
+        <w:t xml:space="preserve"> Принято. Вводный инструктаж в головном офисе проводится групповыми занятиями (очно или по ВКС) с проверкой знаний в форме устного опроса лицом, проводившим инструктаж; порядок закреплён приказом. Самостоятельное изучение презентации оставлено только как предварительная подготовка.</w:t>
       </w:r>
     </w:p>
     <w:p>
@@ -3818,14 +3731,14 @@
           <w:i w:val="false"/>
           <w:iCs w:val="false"/>
         </w:rPr>
-        <w:t xml:space="preserve">2. Самостоятельное изучение.</w:t>
+        <w:t xml:space="preserve">3. Дата рождения.</w:t>
       </w:r>
       <w:r>
         <w:rPr>
           <w:i w:val="false"/>
           <w:iCs w:val="false"/>
         </w:rPr>
-        <w:t xml:space="preserve"> Принято. Вводный инструктаж в головном офисе проводится групповыми занятиями (очно или по ВКС) с устной проверкой знаний лицом, проводившим инструктаж. Самостоятельное изучение презентации оставлено только как предварительная подготовка.</w:t>
+        <w:t xml:space="preserve"> Принято. Памятка и шаблон журнала приведены к п. 86 Правил: полная дата рождения; ФИО и должность инструктирующего — полностью. Во избежание расхождения форм используется единая форма журнала из приказа о назначении ответственных.</w:t>
       </w:r>
     </w:p>
     <w:p>
@@ -3844,14 +3757,14 @@
           <w:i w:val="false"/>
           <w:iCs w:val="false"/>
         </w:rPr>
-        <w:t xml:space="preserve">3. Дата рождения.</w:t>
+        <w:t xml:space="preserve">4.1. Внутренние совместители.</w:t>
       </w:r>
       <w:r>
         <w:rPr>
           <w:i w:val="false"/>
           <w:iCs w:val="false"/>
         </w:rPr>
-        <w:t xml:space="preserve"> Принято. Памятка и шаблон журнала приведены к п. 86 Правил: полная дата рождения; ФИО и должность инструктирующего — полностью. Во избежание расхождения форм используется единая форма журнала из приказа о назначении ответственных.</w:t>
+        <w:t xml:space="preserve"> Учтено: в п. 9 добавлена оговорка по ред. № 805.</w:t>
       </w:r>
     </w:p>
     <w:p>
@@ -3870,14 +3783,14 @@
           <w:i w:val="false"/>
           <w:iCs w:val="false"/>
         </w:rPr>
-        <w:t xml:space="preserve">4.1. Внутренние совместители.</w:t>
+        <w:t xml:space="preserve">4.2. Повторный инструктаж.</w:t>
       </w:r>
       <w:r>
         <w:rPr>
           <w:i w:val="false"/>
           <w:iCs w:val="false"/>
         </w:rPr>
-        <w:t xml:space="preserve"> Учтено: в п. 9 добавлена оговорка по ред. № 805.</w:t>
+        <w:t xml:space="preserve"> Настоящий приказ регулирует вводный инструктаж; периодичность повторного установлена приказом о назначении ответственных — 1 раз в 3 месяца для всех работников, что соответствует требованию ред. № 805 с запасом. Изменений в настоящем приказе не требуется.</w:t>
       </w:r>
     </w:p>
     <w:p>
@@ -3896,14 +3809,14 @@
           <w:i w:val="false"/>
           <w:iCs w:val="false"/>
         </w:rPr>
-        <w:t xml:space="preserve">4.2. Повторный инструктаж.</w:t>
+        <w:t xml:space="preserve">4.3. Перечень освобождённых.</w:t>
       </w:r>
       <w:r>
         <w:rPr>
           <w:i w:val="false"/>
           <w:iCs w:val="false"/>
         </w:rPr>
-        <w:t xml:space="preserve"> Настоящий приказ регулирует вводный инструктаж; периодичность повторного установлена приказом о назначении ответственных — 1 раз в 3 месяца для всех работников, что соответствует требованию ред. № 805 с запасом. Изменений в настоящем приказе не требуется.</w:t>
+        <w:t xml:space="preserve"> Принято. Перечень пересмотрен по критерию п. 13 в ред. № 805 и утверждается одним приказом — о назначении ответственных; в настоящем приказе — ссылка на него.</w:t>
       </w:r>
     </w:p>
     <w:p>
@@ -3922,14 +3835,14 @@
           <w:i w:val="false"/>
           <w:iCs w:val="false"/>
         </w:rPr>
-        <w:t xml:space="preserve">4.3. Перечень освобождённых.</w:t>
+        <w:t xml:space="preserve">5. Обучение ответственных.</w:t>
       </w:r>
       <w:r>
         <w:rPr>
           <w:i w:val="false"/>
           <w:iCs w:val="false"/>
         </w:rPr>
-        <w:t xml:space="preserve"> Принято. Перечень пересмотрен по критерию п. 13 в ред. № 805 и утверждается одним приказом — о назначении ответственных; в настоящем приказе — ссылка на него.</w:t>
+        <w:t xml:space="preserve"> Принято. В п. 6 добавлено условие допуска: обучение по программам «Б» и «В» (п. 53 подп. «з» Правил в ред. № 805; с реквизитами протоколов) и прохождение самими ответственными вводного инструктажа у работника ООТиПБ.</w:t>
       </w:r>
     </w:p>
     <w:p>
@@ -3948,14 +3861,14 @@
           <w:i w:val="false"/>
           <w:iCs w:val="false"/>
         </w:rPr>
-        <w:t xml:space="preserve">5. Обучение ответственных.</w:t>
+        <w:t xml:space="preserve">6. Ст. 96 ТК РФ.</w:t>
       </w:r>
       <w:r>
         <w:rPr>
           <w:i w:val="false"/>
           <w:iCs w:val="false"/>
         </w:rPr>
-        <w:t xml:space="preserve"> Принято. В п. 6 добавлено условие допуска: обучение по программам «Б» и «В» (с реквизитами протоколов) и прохождение самими ответственными вводного инструктажа у работника ООТиПБ.</w:t>
+        <w:t xml:space="preserve"> Принято. п. 6.3.3.1 Программы изложен в соответствии со ст. 96 ТК РФ.</w:t>
       </w:r>
     </w:p>
     <w:p>
@@ -3969,36 +3882,10 @@
       </w:pPr>
       <w:r>
         <w:rPr>
-          <w:b/>
-          <w:bCs/>
           <w:i w:val="false"/>
           <w:iCs w:val="false"/>
         </w:rPr>
-        <w:t xml:space="preserve">6. Ст. 96 ТК РФ.</w:t>
-      </w:r>
-      <w:r>
-        <w:rPr>
-          <w:i w:val="false"/>
-          <w:iCs w:val="false"/>
-        </w:rPr>
-        <w:t xml:space="preserve"> Принято. п. 6.3.3.1 Программы изложен в соответствии со ст. 96 ТК РФ.</w:t>
-      </w:r>
-    </w:p>
-    <w:p>
-      <w:pPr>
-        <w:pBdr>
-          <w:left w:val="single" w:color="2E5597" w:sz="12" w:space="8"/>
-        </w:pBdr>
-        <w:spacing w:after="100"/>
-        <w:ind w:left="567"/>
-        <w:jc w:val="both"/>
-      </w:pPr>
-      <w:r>
-        <w:rPr>
-          <w:i w:val="false"/>
-          <w:iCs w:val="false"/>
-        </w:rPr>
-        <w:t xml:space="preserve">Дополнительно ООТиПБ внесены правки: сроки инструктажа установлены с даты подписания приказа; уточнена преамбула; актуализированы нормативные ссылки Программы (аптечка — приказ Минздрава № 262н, СИЗ — приказы Минтруда № 766н, 767н); исправлены отдельные положения по первой помощи. Приказ направляется на повторное согласование.</w:t>
+        <w:t xml:space="preserve">Дополнительно ООТиПБ внесены правки: сроки инструктажа установлены с даты подписания приказа; уточнена преамбула; актуализированы нормативные ссылки Программы (аптечка — приказ Минздрава № 262н, СИЗ — приказы Минтруда № 766н, 767н); уточнены положения ТК РФ о труде женщин (ст. 96, 254). Приказ направляется на повторное согласование.</w:t>
       </w:r>
     </w:p>
     <w:p>
@@ -4049,7 +3936,7 @@
         <w:jc w:val="both"/>
       </w:pPr>
       <w:r>
-        <w:t xml:space="preserve">Номера пунктов Правил в ред. № 805 (п. 11, 44, 53, 86 и др.) — по КонсультантПлюс. Анализ выполнен по вторичным источникам: официальный текст № 805 из рабочей среды был недоступен.</w:t>
+        <w:t xml:space="preserve">Номера пунктов Правил в ред. № 805 (п. 11, 53, 86 и др.) — по КонсультантПлюс. Анализ выполнен по вторичным источникам: официальный текст № 805 из рабочей среды был недоступен.</w:t>
       </w:r>
     </w:p>
     <w:p>
@@ -4077,7 +3964,7 @@
         <w:jc w:val="both"/>
       </w:pPr>
       <w:r>
-        <w:t xml:space="preserve">Время наложения жгута и порядок действий при утоплении — по учебному пособию, используемому в Обществе для обучения первой помощи.</w:t>
+        <w:t xml:space="preserve">Порядок действий при утоплении (п. 13.3 Программы: «очистить дыхательные пути от воды») — сверить с учебным пособием Минздрава России «Первая помощь».</w:t>
       </w:r>
     </w:p>
     <w:p>
@@ -4254,7 +4141,7 @@
         <w:jc w:val="both"/>
       </w:pPr>
       <w:r>
-        <w:t xml:space="preserve">Наложение жгута — mchs.gov.ru/deyatelnost/bezopasnost-grazhdan/krovotecheniya_8</w:t>
+        <w:t xml:space="preserve">Жгут: актуальные рекомендации (2 часа независимо от температуры) — olimpoks.ru/expert_blog/108236/; учебное пособие Минздрава — minzdrav.gov.ru/documents/7188-algoritmy-pervoy-pomosch</w:t>
       </w:r>
     </w:p>
     <w:p>
@@ -4268,7 +4155,221 @@
         <w:jc w:val="both"/>
       </w:pPr>
       <w:r>
+        <w:t xml:space="preserve">Переход на ЕТН, запрет ТОН с 01.01.2025 — centertruda.ru/poryadok-obespecheniya-rabotnikov-siz/</w:t>
+      </w:r>
+    </w:p>
+    <w:p>
+      <w:pPr>
+        <w:pStyle w:val="ListParagraph"/>
+        <w:numPr>
+          <w:ilvl w:val="0"/>
+          <w:numId w:val="2"/>
+        </w:numPr>
+        <w:spacing w:after="60"/>
+        <w:jc w:val="both"/>
+      </w:pPr>
+      <w:r>
+        <w:t xml:space="preserve">Ст. 254 ТК РФ — consultant.ru/document/cons_doc_LAW_34683/239ad77ba34266b365b3706e9dafc365b52f3bcc/</w:t>
+      </w:r>
+    </w:p>
+    <w:p>
+      <w:pPr>
+        <w:pStyle w:val="ListParagraph"/>
+        <w:numPr>
+          <w:ilvl w:val="0"/>
+          <w:numId w:val="2"/>
+        </w:numPr>
+        <w:spacing w:after="60"/>
+        <w:jc w:val="both"/>
+      </w:pPr>
+      <w:r>
+        <w:t xml:space="preserve">Дистанционный вводный инструктаж — consultant.ru/law/podborki/vvodnyj_instruktazh_po_ohrane_truda_distancionno/</w:t>
+      </w:r>
+    </w:p>
+    <w:p>
+      <w:pPr>
+        <w:pStyle w:val="ListParagraph"/>
+        <w:numPr>
+          <w:ilvl w:val="0"/>
+          <w:numId w:val="2"/>
+        </w:numPr>
+        <w:spacing w:after="60"/>
+        <w:jc w:val="both"/>
+      </w:pPr>
+      <w:r>
+        <w:t xml:space="preserve">Ч. 5 ст. 4.4 и ч. 3 ст. 5.27.1 КоАП — consultant.ru/document/cons_doc_LAW_34661/a15678e8770d3900c3b2b5911fa77fd66bc2f7ed/</w:t>
+      </w:r>
+    </w:p>
+    <w:p>
+      <w:pPr>
+        <w:pStyle w:val="ListParagraph"/>
+        <w:numPr>
+          <w:ilvl w:val="0"/>
+          <w:numId w:val="2"/>
+        </w:numPr>
+        <w:spacing w:after="60"/>
+        <w:jc w:val="both"/>
+      </w:pPr>
+      <w:r>
         <w:t xml:space="preserve">Приказ Минтруда № 223н в ред. № 237н — base.garant.ru/409098182/</w:t>
+      </w:r>
+    </w:p>
+    <w:p>
+      <w:pPr>
+        <w:pStyle w:val="Heading1"/>
+        <w:spacing w:after="120" w:before="240"/>
+      </w:pPr>
+      <w:r>
+        <w:t xml:space="preserve">8. Уточнения по результатам перепроверки</w:t>
+      </w:r>
+    </w:p>
+    <w:p>
+      <w:pPr>
+        <w:spacing w:after="100"/>
+        <w:jc w:val="both"/>
+      </w:pPr>
+      <w:r>
+        <w:t xml:space="preserve">По сравнению с предыдущей версией анализа исправлено:</w:t>
+      </w:r>
+    </w:p>
+    <w:p>
+      <w:pPr>
+        <w:pStyle w:val="ListParagraph"/>
+        <w:numPr>
+          <w:ilvl w:val="0"/>
+          <w:numId w:val="2"/>
+        </w:numPr>
+        <w:spacing w:after="60"/>
+        <w:jc w:val="both"/>
+      </w:pPr>
+      <w:r>
+        <w:rPr>
+          <w:b/>
+          <w:bCs/>
+        </w:rPr>
+        <w:t xml:space="preserve">Срок наложения жгута (п. 13.1 Программы) — замечание снято.</w:t>
+      </w:r>
+      <w:r>
+        <w:t xml:space="preserve"> В предыдущей версии «не более 2 часов независимо от времени года» было ошибочно названо ошибкой. По актуальному учебному пособию Минздрава России относительно безопасный срок — 2 часа независимо от температуры; «60 минут летом / 30 минут зимой» — устаревшая рекомендация. Текст Программы верен.</w:t>
+      </w:r>
+    </w:p>
+    <w:p>
+      <w:pPr>
+        <w:pStyle w:val="ListParagraph"/>
+        <w:numPr>
+          <w:ilvl w:val="0"/>
+          <w:numId w:val="2"/>
+        </w:numPr>
+        <w:spacing w:after="60"/>
+        <w:jc w:val="both"/>
+      </w:pPr>
+      <w:r>
+        <w:rPr>
+          <w:b/>
+          <w:bCs/>
+        </w:rPr>
+        <w:t xml:space="preserve">Устная форма проверки знаний.</w:t>
+      </w:r>
+      <w:r>
+        <w:t xml:space="preserve"> Правила требуют, чтобы инструктаж заканчивался проверкой знания, но форму не устанавливают. Устный опрос — из ГОСТ 12.0.004-2015. Формулировки в разделах 2, 4, 5 уточнены.</w:t>
+      </w:r>
+    </w:p>
+    <w:p>
+      <w:pPr>
+        <w:pStyle w:val="ListParagraph"/>
+        <w:numPr>
+          <w:ilvl w:val="0"/>
+          <w:numId w:val="2"/>
+        </w:numPr>
+        <w:spacing w:after="60"/>
+        <w:jc w:val="both"/>
+      </w:pPr>
+      <w:r>
+        <w:rPr>
+          <w:b/>
+          <w:bCs/>
+        </w:rPr>
+        <w:t xml:space="preserve">Норма об обучении инструктирующих.</w:t>
+      </w:r>
+      <w:r>
+        <w:t xml:space="preserve"> Правильная ссылка — п. 53 подп. «з» Правил (введён ред. № 805); ссылка юриста на п. 44 неточна.</w:t>
+      </w:r>
+    </w:p>
+    <w:p>
+      <w:pPr>
+        <w:pStyle w:val="ListParagraph"/>
+        <w:numPr>
+          <w:ilvl w:val="0"/>
+          <w:numId w:val="2"/>
+        </w:numPr>
+        <w:spacing w:after="60"/>
+        <w:jc w:val="both"/>
+      </w:pPr>
+      <w:r>
+        <w:rPr>
+          <w:b/>
+          <w:bCs/>
+        </w:rPr>
+        <w:t xml:space="preserve">Видеоконференцсвязь.</w:t>
+      </w:r>
+      <w:r>
+        <w:t xml:space="preserve"> Дистанционная форма вводного инструктажа допускается, если порядок закреплён локальным актом; приказ такой порядок устанавливает.</w:t>
+      </w:r>
+    </w:p>
+    <w:p>
+      <w:pPr>
+        <w:pStyle w:val="ListParagraph"/>
+        <w:numPr>
+          <w:ilvl w:val="0"/>
+          <w:numId w:val="2"/>
+        </w:numPr>
+        <w:spacing w:after="60"/>
+        <w:jc w:val="both"/>
+      </w:pPr>
+      <w:r>
+        <w:rPr>
+          <w:b/>
+          <w:bCs/>
+        </w:rPr>
+        <w:t xml:space="preserve">Инструктаж Управляющего директора.</w:t>
+      </w:r>
+      <w:r>
+        <w:t xml:space="preserve"> Норма ред. № 805 о руководителе организации касается инструктажа на рабочем месте; для вводного инструктажа основание — общее правило (проводит специалист по ОТ).</w:t>
+      </w:r>
+    </w:p>
+    <w:p>
+      <w:pPr>
+        <w:pStyle w:val="ListParagraph"/>
+        <w:numPr>
+          <w:ilvl w:val="0"/>
+          <w:numId w:val="2"/>
+        </w:numPr>
+        <w:spacing w:after="60"/>
+        <w:jc w:val="both"/>
+      </w:pPr>
+      <w:r>
+        <w:rPr>
+          <w:b/>
+          <w:bCs/>
+        </w:rPr>
+        <w:t xml:space="preserve">Штраф за каждого работника</w:t>
+      </w:r>
+      <w:r>
+        <w:t xml:space="preserve"> — подтверждено позицией Роструда по ч. 3 ст. 5.27.1 КоАП; уточнено соотношение с ч. 5 ст. 4.4 КоАП.</w:t>
+      </w:r>
+    </w:p>
+    <w:p>
+      <w:pPr>
+        <w:pStyle w:val="ListParagraph"/>
+        <w:numPr>
+          <w:ilvl w:val="0"/>
+          <w:numId w:val="2"/>
+        </w:numPr>
+        <w:spacing w:after="60"/>
+        <w:jc w:val="both"/>
+      </w:pPr>
+      <w:r>
+        <w:t xml:space="preserve">Подтверждены повторно: ст. 96, 99, 254, 259 ТК РФ; приказ Минздрава № 262н (с 01.09.2024) — термометра, охлаждающего пакета, воздуховода в составе аптечки нет; запрет применения отраслевых типовых норм СИЗ с 01.01.2025; приказ Минтруда № 223н в ред. № 237н.</w:t>
       </w:r>
     </w:p>
     <w:sectPr>
